--- a/ru/wisdom-stories/unwelcome-gifts.docx
+++ b/ru/wisdom-stories/unwelcome-gifts.docx
@@ -40,7 +40,7 @@
         <w:rPr>
           <w:lang/>
         </w:rPr>
-        <w:t>Один пожилой мудрый самурай обучал своих учеников мудрости и боевому искусству.</w:t>
+        <w:t>Один пожилой самурай обучал учеников боевому искусству и делился с ними жизненной мудростью.</w:t>
       </w:r>
     </w:p>
     <w:p>
